--- a/AI_Agents_and_Advanced_Fine_Tuning_Bootcamp/Weekly_Projects/Week_02_Project_Solution.docx
+++ b/AI_Agents_and_Advanced_Fine_Tuning_Bootcamp/Weekly_Projects/Week_02_Project_Solution.docx
@@ -12,7 +12,7 @@
           <w:color w:val="1E2761"/>
           <w:sz w:val="44"/>
         </w:rPr>
-        <w:t>Week 2 Project Brief — Reference Solution Sketch</w:t>
+        <w:t>Week 2 Project Brief: Reference Solution Sketch</w:t>
       </w:r>
     </w:p>
     <w:p>
@@ -512,7 +512,7 @@
           <w:color w:val="333333"/>
           <w:sz w:val="22"/>
         </w:rPr>
-        <w:t>Tag the submission commit 'week-XX-submit'.</w:t>
+        <w:t>Tag the submission commit 'week-02-submit'.</w:t>
       </w:r>
     </w:p>
     <w:p>
@@ -524,7 +524,7 @@
           <w:color w:val="333333"/>
           <w:sz w:val="22"/>
         </w:rPr>
-        <w:t>Post the repo link in the bootcamp Discord by Sunday 11 AM PST.</w:t>
+        <w:t>Post the repo link in the bootcamp Discord by Sunday 11 AM PT.</w:t>
       </w:r>
     </w:p>
     <w:p>
@@ -647,6 +647,22 @@
           <w:sz w:val="22"/>
         </w:rPr>
         <w:t>Checkpoint store is in-memory (loses on crash).</w:t>
+      </w:r>
+    </w:p>
+    <w:p>
+      <w:pPr>
+        <w:pBdr>
+          <w:bottom w:val="single" w:sz="6" w:space="1" w:color="1E2761"/>
+        </w:pBdr>
+      </w:pPr>
+    </w:p>
+    <w:p>
+      <w:r>
+        <w:rPr>
+          <w:color w:val="333333"/>
+          <w:sz w:val="18"/>
+        </w:rPr>
+        <w:t>© 2026 Proxiant Academy | info@proxiant.com | https://proxiant.ai/training</w:t>
       </w:r>
     </w:p>
     <w:sectPr>
